--- a/docs/ACOLHE_Manual_Sol_EN.docx
+++ b/docs/ACOLHE_Manual_Sol_EN.docx
@@ -124,7 +124,7 @@
           <w:sz w:val="20"/>
           <w:szCs w:val="20"/>
         </w:rPr>
-        <w:t xml:space="preserve">Baby layette kits for city governments, sold by you alone. Nobody knows yet whether they make a profit.</w:t>
+        <w:t xml:space="preserve">Baby layette kits for city governments, sold by you alone. Half of purchases make no profit; the rest can pay well.</w:t>
       </w:r>
     </w:p>
     <w:tbl>
@@ -860,7 +860,7 @@
                 <w:sz w:val="17"/>
                 <w:szCs w:val="17"/>
               </w:rPr>
-              <w:t xml:space="preserve">THE NUMBER THAT DECIDES EVERYTHING</w:t>
+              <w:t xml:space="preserve">THE NUMBER THAT DECIDES EVERYTHING — MEASURED</w:t>
             </w:r>
           </w:p>
           <w:p>
@@ -875,7 +875,7 @@
                 <w:sz w:val="20"/>
                 <w:szCs w:val="20"/>
               </w:rPr>
-              <w:t xml:space="preserve">What a standard dispensa kit costs.</w:t>
+              <w:t xml:space="preserve">Measured on 31 real dispensa purchases:</w:t>
             </w:r>
             <w:r>
               <w:rPr>
@@ -883,13 +883,23 @@
                 <w:sz w:val="20"/>
                 <w:szCs w:val="20"/>
               </w:rPr>
-              <w:t xml:space="preserve"> Being measured: 42 real purchases (587 items), each item with a São Paulo (SP) price, a link and a double check.</w:t>
+              <w:t xml:space="preserve"> every item priced in SP and checked, freight measured to each town, 4% Simples tax and the month's fixed cost.</w:t>
             </w:r>
           </w:p>
           <w:p>
             <w:pPr>
-              <w:spacing w:after="50" w:line="252"/>
+              <w:spacing w:after="50"/>
+              <w:ind w:left="300" w:hanging="220"/>
             </w:pPr>
+            <w:r>
+              <w:rPr>
+                <w:rFonts w:ascii="Calibri" w:cs="Calibri" w:eastAsia="Calibri" w:hAnsi="Calibri"/>
+                <w:color w:val="2E7D6B"/>
+                <w:sz w:val="20"/>
+                <w:szCs w:val="20"/>
+              </w:rPr>
+              <w:t xml:space="preserve">•	</w:t>
+            </w:r>
             <w:r>
               <w:rPr>
                 <w:rFonts w:ascii="Calibri" w:cs="Calibri" w:eastAsia="Calibri" w:hAnsi="Calibri"/>
@@ -898,7 +908,7 @@
                 <w:sz w:val="20"/>
                 <w:szCs w:val="20"/>
               </w:rPr>
-              <w:t xml:space="preserve">Why it decides:</w:t>
+              <w:t xml:space="preserve">Half don't pay:</w:t>
             </w:r>
             <w:r>
               <w:rPr>
@@ -906,7 +916,22 @@
                 <w:sz w:val="20"/>
                 <w:szCs w:val="20"/>
               </w:rPr>
-              <w:t xml:space="preserve"> the price of each purchase is already known; the cost is not. </w:t>
+              <w:t xml:space="preserve"> the middle purchase leaves about R$ 100; 15 of 31 lose money.</w:t>
+            </w:r>
+          </w:p>
+          <w:p>
+            <w:pPr>
+              <w:spacing w:after="50"/>
+              <w:ind w:left="300" w:hanging="220"/>
+            </w:pPr>
+            <w:r>
+              <w:rPr>
+                <w:rFonts w:ascii="Calibri" w:cs="Calibri" w:eastAsia="Calibri" w:hAnsi="Calibri"/>
+                <w:color w:val="2E7D6B"/>
+                <w:sz w:val="20"/>
+                <w:szCs w:val="20"/>
+              </w:rPr>
+              <w:t xml:space="preserve">•	</w:t>
             </w:r>
             <w:r>
               <w:rPr>
@@ -916,7 +941,7 @@
                 <w:sz w:val="20"/>
                 <w:szCs w:val="20"/>
               </w:rPr>
-              <w:t xml:space="preserve">Who measures:</w:t>
+              <w:t xml:space="preserve">14 of 31 pass the cutoff</w:t>
             </w:r>
             <w:r>
               <w:rPr>
@@ -924,7 +949,7 @@
                 <w:sz w:val="20"/>
                 <w:szCs w:val="20"/>
               </w:rPr>
-              <w:t xml:space="preserve"> the person who prepared this manual, not you. </w:t>
+              <w:t xml:space="preserve"> (≥ R$ 800 left): median </w:t>
             </w:r>
             <w:r>
               <w:rPr>
@@ -934,7 +959,7 @@
                 <w:sz w:val="20"/>
                 <w:szCs w:val="20"/>
               </w:rPr>
-              <w:t xml:space="preserve">The result will be written in this box</w:t>
+              <w:t xml:space="preserve">R$ 4.192</w:t>
             </w:r>
             <w:r>
               <w:rPr>
@@ -942,13 +967,23 @@
                 <w:sz w:val="20"/>
                 <w:szCs w:val="20"/>
               </w:rPr>
-              <w:t xml:space="preserve"> when it comes out.</w:t>
+              <w:t xml:space="preserve"> per order; the best 4, R$ 14.600 to R$ 22.300.</w:t>
             </w:r>
           </w:p>
           <w:p>
             <w:pPr>
-              <w:spacing w:after="50" w:line="252"/>
+              <w:spacing w:after="50"/>
+              <w:ind w:left="300" w:hanging="220"/>
             </w:pPr>
+            <w:r>
+              <w:rPr>
+                <w:rFonts w:ascii="Calibri" w:cs="Calibri" w:eastAsia="Calibri" w:hAnsi="Calibri"/>
+                <w:color w:val="2E7D6B"/>
+                <w:sz w:val="20"/>
+                <w:szCs w:val="20"/>
+              </w:rPr>
+              <w:t xml:space="preserve">•	</w:t>
+            </w:r>
             <w:r>
               <w:rPr>
                 <w:rFonts w:ascii="Calibri" w:cs="Calibri" w:eastAsia="Calibri" w:hAnsi="Calibri"/>
@@ -957,7 +992,7 @@
                 <w:sz w:val="20"/>
                 <w:szCs w:val="20"/>
               </w:rPr>
-              <w:t xml:space="preserve">GO requires:</w:t>
+              <w:t xml:space="preserve">Money decides:</w:t>
             </w:r>
             <w:r>
               <w:rPr>
@@ -965,7 +1000,7 @@
                 <w:sz w:val="20"/>
                 <w:szCs w:val="20"/>
               </w:rPr>
-              <w:t xml:space="preserve"> a surplus that pays for your hours and fixed costs, </w:t>
+              <w:t xml:space="preserve"> an order that passes needs about </w:t>
             </w:r>
             <w:r>
               <w:rPr>
@@ -975,7 +1010,7 @@
                 <w:sz w:val="20"/>
                 <w:szCs w:val="20"/>
               </w:rPr>
-              <w:t xml:space="preserve">and</w:t>
+              <w:t xml:space="preserve">R$ 19 thousand</w:t>
             </w:r>
             <w:r>
               <w:rPr>
@@ -983,8 +1018,13 @@
                 <w:sz w:val="20"/>
                 <w:szCs w:val="20"/>
               </w:rPr>
-              <w:t xml:space="preserve"> a batch your money can cover. </w:t>
-            </w:r>
+              <w:t xml:space="preserve"> in cash (median); only 5 of the 14 fit in R$ 12.894.</w:t>
+            </w:r>
+          </w:p>
+          <w:p>
+            <w:pPr>
+              <w:spacing w:after="50" w:line="252"/>
+            </w:pPr>
             <w:r>
               <w:rPr>
                 <w:rFonts w:ascii="Calibri" w:cs="Calibri" w:eastAsia="Calibri" w:hAnsi="Calibri"/>
@@ -993,7 +1033,7 @@
                 <w:sz w:val="20"/>
                 <w:szCs w:val="20"/>
               </w:rPr>
-              <w:t xml:space="preserve">If it says STOP:</w:t>
+              <w:t xml:space="preserve">Answer: GO only with strict selection, order by order, and with capital or supplier credit for the big orders.</w:t>
             </w:r>
             <w:r>
               <w:rPr>
@@ -1001,109 +1041,7 @@
                 <w:sz w:val="20"/>
                 <w:szCs w:val="20"/>
               </w:rPr>
-              <w:t xml:space="preserve"> don't open the company; the person who prepared this manual will measure medals (plan B) the same way.</w:t>
-            </w:r>
-          </w:p>
-          <w:p>
-            <w:pPr>
-              <w:spacing w:after="50"/>
-              <w:ind w:left="300" w:hanging="220"/>
-            </w:pPr>
-            <w:r>
-              <w:rPr>
-                <w:rFonts w:ascii="Calibri" w:cs="Calibri" w:eastAsia="Calibri" w:hAnsi="Calibri"/>
-                <w:color w:val="2E7D6B"/>
-                <w:sz w:val="20"/>
-                <w:szCs w:val="20"/>
-              </w:rPr>
-              <w:t xml:space="preserve">•	</w:t>
-            </w:r>
-            <w:r>
-              <w:rPr>
-                <w:rFonts w:ascii="Calibri" w:cs="Calibri" w:eastAsia="Calibri" w:hAnsi="Calibri"/>
-                <w:sz w:val="20"/>
-                <w:szCs w:val="20"/>
-              </w:rPr>
-              <w:t xml:space="preserve">Typical cost per kit: </w:t>
-            </w:r>
-            <w:r>
-              <w:rPr>
-                <w:rFonts w:ascii="Calibri" w:cs="Calibri" w:eastAsia="Calibri" w:hAnsi="Calibri"/>
-                <w:i/>
-                <w:iCs/>
-                <w:sz w:val="20"/>
-                <w:szCs w:val="20"/>
-              </w:rPr>
-              <w:t xml:space="preserve">to be filled in</w:t>
-            </w:r>
-            <w:r>
-              <w:rPr>
-                <w:rFonts w:ascii="Calibri" w:cs="Calibri" w:eastAsia="Calibri" w:hAnsi="Calibri"/>
-                <w:sz w:val="20"/>
-                <w:szCs w:val="20"/>
-              </w:rPr>
-              <w:t xml:space="preserve"> · Kits that pass: </w:t>
-            </w:r>
-            <w:r>
-              <w:rPr>
-                <w:rFonts w:ascii="Calibri" w:cs="Calibri" w:eastAsia="Calibri" w:hAnsi="Calibri"/>
-                <w:i/>
-                <w:iCs/>
-                <w:sz w:val="20"/>
-                <w:szCs w:val="20"/>
-              </w:rPr>
-              <w:t xml:space="preserve">to be filled in</w:t>
-            </w:r>
-          </w:p>
-          <w:p>
-            <w:pPr>
-              <w:spacing w:after="50"/>
-              <w:ind w:left="300" w:hanging="220"/>
-            </w:pPr>
-            <w:r>
-              <w:rPr>
-                <w:rFonts w:ascii="Calibri" w:cs="Calibri" w:eastAsia="Calibri" w:hAnsi="Calibri"/>
-                <w:color w:val="2E7D6B"/>
-                <w:sz w:val="20"/>
-                <w:szCs w:val="20"/>
-              </w:rPr>
-              <w:t xml:space="preserve">•	</w:t>
-            </w:r>
-            <w:r>
-              <w:rPr>
-                <w:rFonts w:ascii="Calibri" w:cs="Calibri" w:eastAsia="Calibri" w:hAnsi="Calibri"/>
-                <w:sz w:val="20"/>
-                <w:szCs w:val="20"/>
-              </w:rPr>
-              <w:t xml:space="preserve">Does the batch fit the money? </w:t>
-            </w:r>
-            <w:r>
-              <w:rPr>
-                <w:rFonts w:ascii="Calibri" w:cs="Calibri" w:eastAsia="Calibri" w:hAnsi="Calibri"/>
-                <w:i/>
-                <w:iCs/>
-                <w:sz w:val="20"/>
-                <w:szCs w:val="20"/>
-              </w:rPr>
-              <w:t xml:space="preserve">to be filled in</w:t>
-            </w:r>
-            <w:r>
-              <w:rPr>
-                <w:rFonts w:ascii="Calibri" w:cs="Calibri" w:eastAsia="Calibri" w:hAnsi="Calibri"/>
-                <w:sz w:val="20"/>
-                <w:szCs w:val="20"/>
-              </w:rPr>
-              <w:t xml:space="preserve"> · GO or STOP: </w:t>
-            </w:r>
-            <w:r>
-              <w:rPr>
-                <w:rFonts w:ascii="Calibri" w:cs="Calibri" w:eastAsia="Calibri" w:hAnsi="Calibri"/>
-                <w:i/>
-                <w:iCs/>
-                <w:sz w:val="20"/>
-                <w:szCs w:val="20"/>
-              </w:rPr>
-              <w:t xml:space="preserve">to be filled in</w:t>
+              <w:t xml:space="preserve"> Catalogue prices, no wholesale discount; assembly not included.</w:t>
             </w:r>
           </w:p>
         </w:tc>
@@ -1234,7 +1172,7 @@
                 <w:sz w:val="20"/>
                 <w:szCs w:val="20"/>
               </w:rPr>
-              <w:t xml:space="preserve">, before the result. Cutoff: how much an order must leave, after costs, to pay for your hours.</w:t>
+              <w:t xml:space="preserve">, before looking at orders. Cutoff: how much an order must leave, after costs, to pay for your hours.</w:t>
             </w:r>
           </w:p>
           <w:p>
@@ -1332,7 +1270,7 @@
                 <w:sz w:val="20"/>
                 <w:szCs w:val="20"/>
               </w:rPr>
-              <w:t xml:space="preserve">When the measurement comes out,</w:t>
+              <w:t xml:space="preserve">Decide the money:</w:t>
             </w:r>
             <w:r>
               <w:rPr>
@@ -1340,7 +1278,7 @@
                 <w:sz w:val="20"/>
                 <w:szCs w:val="20"/>
               </w:rPr>
-              <w:t xml:space="preserve"> apply the cutoff to the result.</w:t>
+              <w:t xml:space="preserve"> good orders need about R$ 19 thousand in cash; with less, only the small ones.</w:t>
             </w:r>
           </w:p>
           <w:p>
@@ -1355,7 +1293,7 @@
                 <w:sz w:val="20"/>
                 <w:szCs w:val="20"/>
               </w:rPr>
-              <w:t xml:space="preserve">Until then: don't open the company, don't buy anything, don't make sales calls.</w:t>
+              <w:t xml:space="preserve">Until the money is decided: don't open the company, don't buy anything, don't make sales calls.</w:t>
             </w:r>
           </w:p>
         </w:tc>
@@ -12822,7 +12760,7 @@
           <w:sz w:val="20"/>
           <w:szCs w:val="20"/>
         </w:rPr>
-        <w:t xml:space="preserve">Price already has a first measurement; the standard kit's cost does not. Until it comes out, there is no margin to announce.</w:t>
+        <w:t xml:space="preserve">Measured on 31 real purchases: half don't pay, but 1 in 2 or 3 pays well. The profit is in choosing the order.</w:t>
       </w:r>
     </w:p>
     <w:p>
@@ -12872,10 +12810,10 @@
         </w:tblBorders>
       </w:tblPr>
       <w:tblGrid>
-        <w:gridCol w:w="2341"/>
-        <w:gridCol w:w="2051"/>
-        <w:gridCol w:w="2766"/>
-        <w:gridCol w:w="2742"/>
+        <w:gridCol w:w="2364"/>
+        <w:gridCol w:w="1975"/>
+        <w:gridCol w:w="2792"/>
+        <w:gridCol w:w="2769"/>
       </w:tblGrid>
       <w:tr>
         <w:trPr>
@@ -12884,7 +12822,7 @@
         </w:trPr>
         <w:tc>
           <w:tcPr>
-            <w:tcW w:type="dxa" w:w="2341"/>
+            <w:tcW w:type="dxa" w:w="2364"/>
             <w:tcBorders>
               <w:top w:val="single" w:color="BFBFBF" w:sz="4"/>
               <w:left w:val="single" w:color="BFBFBF" w:sz="4"/>
@@ -12916,7 +12854,7 @@
         </w:tc>
         <w:tc>
           <w:tcPr>
-            <w:tcW w:type="dxa" w:w="2051"/>
+            <w:tcW w:type="dxa" w:w="1975"/>
             <w:tcBorders>
               <w:top w:val="single" w:color="BFBFBF" w:sz="4"/>
               <w:left w:val="single" w:color="BFBFBF" w:sz="4"/>
@@ -12948,7 +12886,7 @@
         </w:tc>
         <w:tc>
           <w:tcPr>
-            <w:tcW w:type="dxa" w:w="2766"/>
+            <w:tcW w:type="dxa" w:w="2792"/>
             <w:tcBorders>
               <w:top w:val="single" w:color="BFBFBF" w:sz="4"/>
               <w:left w:val="single" w:color="BFBFBF" w:sz="4"/>
@@ -12980,7 +12918,7 @@
         </w:tc>
         <w:tc>
           <w:tcPr>
-            <w:tcW w:type="dxa" w:w="2742"/>
+            <w:tcW w:type="dxa" w:w="2769"/>
             <w:tcBorders>
               <w:top w:val="single" w:color="BFBFBF" w:sz="4"/>
               <w:left w:val="single" w:color="BFBFBF" w:sz="4"/>
@@ -13018,7 +12956,7 @@
         </w:trPr>
         <w:tc>
           <w:tcPr>
-            <w:tcW w:type="dxa" w:w="2341"/>
+            <w:tcW w:type="dxa" w:w="2364"/>
             <w:tcBorders>
               <w:top w:val="single" w:color="BFBFBF" w:sz="4"/>
               <w:left w:val="single" w:color="BFBFBF" w:sz="4"/>
@@ -13047,7 +12985,7 @@
         </w:tc>
         <w:tc>
           <w:tcPr>
-            <w:tcW w:type="dxa" w:w="2051"/>
+            <w:tcW w:type="dxa" w:w="1975"/>
             <w:tcBorders>
               <w:top w:val="single" w:color="BFBFBF" w:sz="4"/>
               <w:left w:val="single" w:color="BFBFBF" w:sz="4"/>
@@ -13076,7 +13014,7 @@
         </w:tc>
         <w:tc>
           <w:tcPr>
-            <w:tcW w:type="dxa" w:w="2766"/>
+            <w:tcW w:type="dxa" w:w="2792"/>
             <w:tcBorders>
               <w:top w:val="single" w:color="BFBFBF" w:sz="4"/>
               <w:left w:val="single" w:color="BFBFBF" w:sz="4"/>
@@ -13105,7 +13043,7 @@
         </w:tc>
         <w:tc>
           <w:tcPr>
-            <w:tcW w:type="dxa" w:w="2742"/>
+            <w:tcW w:type="dxa" w:w="2769"/>
             <w:tcBorders>
               <w:top w:val="single" w:color="BFBFBF" w:sz="4"/>
               <w:left w:val="single" w:color="BFBFBF" w:sz="4"/>
@@ -13151,7 +13089,7 @@
         </w:trPr>
         <w:tc>
           <w:tcPr>
-            <w:tcW w:type="dxa" w:w="2341"/>
+            <w:tcW w:type="dxa" w:w="2364"/>
             <w:tcBorders>
               <w:top w:val="single" w:color="BFBFBF" w:sz="4"/>
               <w:left w:val="single" w:color="BFBFBF" w:sz="4"/>
@@ -13181,7 +13119,7 @@
         </w:tc>
         <w:tc>
           <w:tcPr>
-            <w:tcW w:type="dxa" w:w="2051"/>
+            <w:tcW w:type="dxa" w:w="1975"/>
             <w:tcBorders>
               <w:top w:val="single" w:color="BFBFBF" w:sz="4"/>
               <w:left w:val="single" w:color="BFBFBF" w:sz="4"/>
@@ -13211,7 +13149,7 @@
         </w:tc>
         <w:tc>
           <w:tcPr>
-            <w:tcW w:type="dxa" w:w="2766"/>
+            <w:tcW w:type="dxa" w:w="2792"/>
             <w:tcBorders>
               <w:top w:val="single" w:color="BFBFBF" w:sz="4"/>
               <w:left w:val="single" w:color="BFBFBF" w:sz="4"/>
@@ -13241,7 +13179,7 @@
         </w:tc>
         <w:tc>
           <w:tcPr>
-            <w:tcW w:type="dxa" w:w="2742"/>
+            <w:tcW w:type="dxa" w:w="2769"/>
             <w:tcBorders>
               <w:top w:val="single" w:color="BFBFBF" w:sz="4"/>
               <w:left w:val="single" w:color="BFBFBF" w:sz="4"/>
@@ -13277,119 +13215,117 @@
         </w:trPr>
         <w:tc>
           <w:tcPr>
-            <w:tcW w:type="dxa" w:w="2341"/>
-            <w:tcBorders>
-              <w:top w:val="single" w:color="BFBFBF" w:sz="4"/>
-              <w:left w:val="single" w:color="BFBFBF" w:sz="4"/>
-              <w:bottom w:val="single" w:color="BFBFBF" w:sz="4"/>
-              <w:right w:val="single" w:color="BFBFBF" w:sz="4"/>
-            </w:tcBorders>
-            <w:tcMar>
-              <w:top w:type="dxa" w:w="35"/>
-              <w:left w:type="dxa" w:w="80"/>
-              <w:bottom w:type="dxa" w:w="35"/>
-              <w:right w:type="dxa" w:w="80"/>
-            </w:tcMar>
-            <w:vAlign w:val="center"/>
-          </w:tcPr>
-          <w:p>
-            <w:r>
-              <w:rPr>
-                <w:rFonts w:ascii="Calibri" w:cs="Calibri" w:eastAsia="Calibri" w:hAnsi="Calibri"/>
-                <w:color w:val="000000"/>
-                <w:sz w:val="18"/>
-                <w:szCs w:val="18"/>
-              </w:rPr>
-              <w:t xml:space="preserve">(c) Standard aviso kit</w:t>
-            </w:r>
-          </w:p>
-        </w:tc>
-        <w:tc>
-          <w:tcPr>
-            <w:tcW w:type="dxa" w:w="2051"/>
-            <w:tcBorders>
-              <w:top w:val="single" w:color="BFBFBF" w:sz="4"/>
-              <w:left w:val="single" w:color="BFBFBF" w:sz="4"/>
-              <w:bottom w:val="single" w:color="BFBFBF" w:sz="4"/>
-              <w:right w:val="single" w:color="BFBFBF" w:sz="4"/>
-            </w:tcBorders>
-            <w:tcMar>
-              <w:top w:type="dxa" w:w="35"/>
-              <w:left w:type="dxa" w:w="80"/>
-              <w:bottom w:type="dxa" w:w="35"/>
-              <w:right w:type="dxa" w:w="80"/>
-            </w:tcMar>
-            <w:vAlign w:val="center"/>
-          </w:tcPr>
-          <w:p>
-            <w:r>
-              <w:rPr>
-                <w:rFonts w:ascii="Calibri" w:cs="Calibri" w:eastAsia="Calibri" w:hAnsi="Calibri"/>
-                <w:color w:val="000000"/>
-                <w:sz w:val="18"/>
-                <w:szCs w:val="18"/>
-              </w:rPr>
-              <w:t xml:space="preserve">Median R$ 236,72 (different kits)</w:t>
-            </w:r>
-          </w:p>
-        </w:tc>
-        <w:tc>
-          <w:tcPr>
-            <w:tcW w:type="dxa" w:w="2766"/>
-            <w:tcBorders>
-              <w:top w:val="single" w:color="BFBFBF" w:sz="4"/>
-              <w:left w:val="single" w:color="BFBFBF" w:sz="4"/>
-              <w:bottom w:val="single" w:color="BFBFBF" w:sz="4"/>
-              <w:right w:val="single" w:color="BFBFBF" w:sz="4"/>
-            </w:tcBorders>
-            <w:tcMar>
-              <w:top w:type="dxa" w:w="35"/>
-              <w:left w:type="dxa" w:w="80"/>
-              <w:bottom w:type="dxa" w:w="35"/>
-              <w:right w:type="dxa" w:w="80"/>
-            </w:tcMar>
-            <w:vAlign w:val="center"/>
-          </w:tcPr>
-          <w:p>
-            <w:r>
-              <w:rPr>
-                <w:rFonts w:ascii="Calibri" w:cs="Calibri" w:eastAsia="Calibri" w:hAnsi="Calibri"/>
-                <w:b/>
-                <w:bCs/>
-                <w:color w:val="000000"/>
-                <w:sz w:val="18"/>
-                <w:szCs w:val="18"/>
-              </w:rPr>
-              <w:t xml:space="preserve">Being measured</w:t>
-            </w:r>
-          </w:p>
-        </w:tc>
-        <w:tc>
-          <w:tcPr>
-            <w:tcW w:type="dxa" w:w="2742"/>
-            <w:tcBorders>
-              <w:top w:val="single" w:color="BFBFBF" w:sz="4"/>
-              <w:left w:val="single" w:color="BFBFBF" w:sz="4"/>
-              <w:bottom w:val="single" w:color="BFBFBF" w:sz="4"/>
-              <w:right w:val="single" w:color="BFBFBF" w:sz="4"/>
-            </w:tcBorders>
-            <w:tcMar>
-              <w:top w:type="dxa" w:w="35"/>
-              <w:left w:type="dxa" w:w="80"/>
-              <w:bottom w:type="dxa" w:w="35"/>
-              <w:right w:type="dxa" w:w="80"/>
-            </w:tcMar>
-            <w:vAlign w:val="center"/>
-          </w:tcPr>
-          <w:p>
-            <w:r>
-              <w:rPr>
-                <w:rFonts w:ascii="Calibri" w:cs="Calibri" w:eastAsia="Calibri" w:hAnsi="Calibri"/>
-                <w:color w:val="000000"/>
-                <w:sz w:val="18"/>
-                <w:szCs w:val="18"/>
-              </w:rPr>
-              <w:t xml:space="preserve">Margin: can't say yet</w:t>
+            <w:tcW w:type="dxa" w:w="2364"/>
+            <w:tcBorders>
+              <w:top w:val="single" w:color="BFBFBF" w:sz="4"/>
+              <w:left w:val="single" w:color="BFBFBF" w:sz="4"/>
+              <w:bottom w:val="single" w:color="BFBFBF" w:sz="4"/>
+              <w:right w:val="single" w:color="BFBFBF" w:sz="4"/>
+            </w:tcBorders>
+            <w:tcMar>
+              <w:top w:type="dxa" w:w="35"/>
+              <w:left w:type="dxa" w:w="80"/>
+              <w:bottom w:type="dxa" w:w="35"/>
+              <w:right w:type="dxa" w:w="80"/>
+            </w:tcMar>
+            <w:vAlign w:val="center"/>
+          </w:tcPr>
+          <w:p>
+            <w:r>
+              <w:rPr>
+                <w:rFonts w:ascii="Calibri" w:cs="Calibri" w:eastAsia="Calibri" w:hAnsi="Calibri"/>
+                <w:color w:val="000000"/>
+                <w:sz w:val="18"/>
+                <w:szCs w:val="18"/>
+              </w:rPr>
+              <w:t xml:space="preserve">(c) 31 real dispensa purchases</w:t>
+            </w:r>
+          </w:p>
+        </w:tc>
+        <w:tc>
+          <w:tcPr>
+            <w:tcW w:type="dxa" w:w="1975"/>
+            <w:tcBorders>
+              <w:top w:val="single" w:color="BFBFBF" w:sz="4"/>
+              <w:left w:val="single" w:color="BFBFBF" w:sz="4"/>
+              <w:bottom w:val="single" w:color="BFBFBF" w:sz="4"/>
+              <w:right w:val="single" w:color="BFBFBF" w:sz="4"/>
+            </w:tcBorders>
+            <w:tcMar>
+              <w:top w:type="dxa" w:w="35"/>
+              <w:left w:type="dxa" w:w="80"/>
+              <w:bottom w:type="dxa" w:w="35"/>
+              <w:right w:type="dxa" w:w="80"/>
+            </w:tcMar>
+            <w:vAlign w:val="center"/>
+          </w:tcPr>
+          <w:p>
+            <w:r>
+              <w:rPr>
+                <w:rFonts w:ascii="Calibri" w:cs="Calibri" w:eastAsia="Calibri" w:hAnsi="Calibri"/>
+                <w:color w:val="000000"/>
+                <w:sz w:val="18"/>
+                <w:szCs w:val="18"/>
+              </w:rPr>
+              <w:t xml:space="preserve">What each town paid</w:t>
+            </w:r>
+          </w:p>
+        </w:tc>
+        <w:tc>
+          <w:tcPr>
+            <w:tcW w:type="dxa" w:w="2792"/>
+            <w:tcBorders>
+              <w:top w:val="single" w:color="BFBFBF" w:sz="4"/>
+              <w:left w:val="single" w:color="BFBFBF" w:sz="4"/>
+              <w:bottom w:val="single" w:color="BFBFBF" w:sz="4"/>
+              <w:right w:val="single" w:color="BFBFBF" w:sz="4"/>
+            </w:tcBorders>
+            <w:tcMar>
+              <w:top w:type="dxa" w:w="35"/>
+              <w:left w:type="dxa" w:w="80"/>
+              <w:bottom w:type="dxa" w:w="35"/>
+              <w:right w:type="dxa" w:w="80"/>
+            </w:tcMar>
+            <w:vAlign w:val="center"/>
+          </w:tcPr>
+          <w:p>
+            <w:r>
+              <w:rPr>
+                <w:rFonts w:ascii="Calibri" w:cs="Calibri" w:eastAsia="Calibri" w:hAnsi="Calibri"/>
+                <w:color w:val="000000"/>
+                <w:sz w:val="18"/>
+                <w:szCs w:val="18"/>
+              </w:rPr>
+              <w:t xml:space="preserve">Checked items + freight to the town</w:t>
+            </w:r>
+          </w:p>
+        </w:tc>
+        <w:tc>
+          <w:tcPr>
+            <w:tcW w:type="dxa" w:w="2769"/>
+            <w:tcBorders>
+              <w:top w:val="single" w:color="BFBFBF" w:sz="4"/>
+              <w:left w:val="single" w:color="BFBFBF" w:sz="4"/>
+              <w:bottom w:val="single" w:color="BFBFBF" w:sz="4"/>
+              <w:right w:val="single" w:color="BFBFBF" w:sz="4"/>
+            </w:tcBorders>
+            <w:tcMar>
+              <w:top w:type="dxa" w:w="35"/>
+              <w:left w:type="dxa" w:w="80"/>
+              <w:bottom w:type="dxa" w:w="35"/>
+              <w:right w:type="dxa" w:w="80"/>
+            </w:tcMar>
+            <w:vAlign w:val="center"/>
+          </w:tcPr>
+          <w:p>
+            <w:r>
+              <w:rPr>
+                <w:rFonts w:ascii="Calibri" w:cs="Calibri" w:eastAsia="Calibri" w:hAnsi="Calibri"/>
+                <w:color w:val="000000"/>
+                <w:sz w:val="18"/>
+                <w:szCs w:val="18"/>
+              </w:rPr>
+              <w:t xml:space="preserve">Middle: ~R$ 100; 14 pass (median R$ 4.192)</w:t>
             </w:r>
           </w:p>
         </w:tc>
@@ -15156,7 +15092,7 @@
                 <w:sz w:val="18"/>
                 <w:szCs w:val="18"/>
               </w:rPr>
-              <w:t xml:space="preserve">Standard kit too expensive</w:t>
+              <w:t xml:space="preserve">Wrong order</w:t>
             </w:r>
           </w:p>
         </w:tc>
@@ -15185,7 +15121,7 @@
                 <w:sz w:val="18"/>
                 <w:szCs w:val="18"/>
               </w:rPr>
-              <w:t xml:space="preserve">It's the entire margin</w:t>
+              <w:t xml:space="preserve">Half of real purchases lose money or make almost nothing</w:t>
             </w:r>
           </w:p>
         </w:tc>
@@ -15214,7 +15150,7 @@
                 <w:sz w:val="18"/>
                 <w:szCs w:val="18"/>
               </w:rPr>
-              <w:t xml:space="preserve">Measurement; cutoff</w:t>
+              <w:t xml:space="preserve">Cutoff, order by order</w:t>
             </w:r>
           </w:p>
         </w:tc>
@@ -16131,7 +16067,7 @@
                 <w:sz w:val="18"/>
                 <w:szCs w:val="18"/>
               </w:rPr>
-              <w:t xml:space="preserve">Standard kit cost</w:t>
+              <w:t xml:space="preserve">Cost at wholesale prices</w:t>
             </w:r>
           </w:p>
         </w:tc>
@@ -16160,7 +16096,7 @@
                 <w:sz w:val="18"/>
                 <w:szCs w:val="18"/>
               </w:rPr>
-              <w:t xml:space="preserve">Measurement under way</w:t>
+              <w:t xml:space="preserve">Ask Emilio for the price list</w:t>
             </w:r>
           </w:p>
         </w:tc>
@@ -17281,15 +17217,15 @@
           <w:sz w:val="20"/>
           <w:szCs w:val="20"/>
         </w:rPr>
-        <w:t xml:space="preserve">When the measurement comes out:</w:t>
-      </w:r>
-      <w:r>
-        <w:rPr>
-          <w:rFonts w:ascii="Calibri" w:cs="Calibri" w:eastAsia="Calibri" w:hAnsi="Calibri"/>
-          <w:sz w:val="20"/>
-          <w:szCs w:val="20"/>
-        </w:rPr>
-        <w:t xml:space="preserve"> write the numbers on Page 1 and apply the cutoff: GO or STOP.</w:t>
+        <w:t xml:space="preserve">Decide the money</w:t>
+      </w:r>
+      <w:r>
+        <w:rPr>
+          <w:rFonts w:ascii="Calibri" w:cs="Calibri" w:eastAsia="Calibri" w:hAnsi="Calibri"/>
+          <w:sz w:val="20"/>
+          <w:szCs w:val="20"/>
+        </w:rPr>
+        <w:t xml:space="preserve"> (Page 1): what you have or can borrow decides which orders fit.</w:t>
       </w:r>
     </w:p>
     <w:p>
